--- a/process-library/03-payload/EXOS_Aerospace_Payload_Process_Manual_-_v1.1_-_Rev3-_5-28-20.docx
+++ b/process-library/03-payload/EXOS_Aerospace_Payload_Process_Manual_-_v1.1_-_Rev3-_5-28-20.docx
@@ -1279,7 +1279,7 @@
     <w:r>
       <w:drawing>
         <wp:inline xmlns:a="http://schemas.openxmlformats.org/drawingml/2006/main" xmlns:pic="http://schemas.openxmlformats.org/drawingml/2006/picture">
-          <wp:extent cx="6126480" cy="1005910"/>
+          <wp:extent cx="4572000" cy="750679"/>
           <wp:docPr id="1" name="Picture 1"/>
           <wp:cNvGraphicFramePr>
             <a:graphicFrameLocks noChangeAspect="1"/>
@@ -1288,7 +1288,7 @@
             <a:graphicData uri="http://schemas.openxmlformats.org/drawingml/2006/picture">
               <pic:pic>
                 <pic:nvPicPr>
-                  <pic:cNvPr id="0" name="exos-letterhead-footer.png"/>
+                  <pic:cNvPr id="0" name="image.png"/>
                   <pic:cNvPicPr/>
                 </pic:nvPicPr>
                 <pic:blipFill>
@@ -1300,7 +1300,7 @@
                 <pic:spPr>
                   <a:xfrm>
                     <a:off x="0" y="0"/>
-                    <a:ext cx="6126480" cy="1005910"/>
+                    <a:ext cx="4572000" cy="750679"/>
                   </a:xfrm>
                   <a:prstGeom prst="rect"/>
                 </pic:spPr>
@@ -1368,7 +1368,7 @@
     <w:r>
       <w:drawing>
         <wp:inline xmlns:a="http://schemas.openxmlformats.org/drawingml/2006/main" xmlns:pic="http://schemas.openxmlformats.org/drawingml/2006/picture">
-          <wp:extent cx="6126480" cy="1264972"/>
+          <wp:extent cx="4572000" cy="944009"/>
           <wp:docPr id="1" name="Picture 1"/>
           <wp:cNvGraphicFramePr>
             <a:graphicFrameLocks noChangeAspect="1"/>
@@ -1377,7 +1377,7 @@
             <a:graphicData uri="http://schemas.openxmlformats.org/drawingml/2006/picture">
               <pic:pic>
                 <pic:nvPicPr>
-                  <pic:cNvPr id="0" name="exos-letterhead-header.png"/>
+                  <pic:cNvPr id="0" name="image.png"/>
                   <pic:cNvPicPr/>
                 </pic:nvPicPr>
                 <pic:blipFill>
@@ -1389,7 +1389,7 @@
                 <pic:spPr>
                   <a:xfrm>
                     <a:off x="0" y="0"/>
-                    <a:ext cx="6126480" cy="1264972"/>
+                    <a:ext cx="4572000" cy="944009"/>
                   </a:xfrm>
                   <a:prstGeom prst="rect"/>
                 </pic:spPr>

--- a/process-library/03-payload/EXOS_Aerospace_Payload_Process_Manual_-_v1.1_-_Rev3-_5-28-20.docx
+++ b/process-library/03-payload/EXOS_Aerospace_Payload_Process_Manual_-_v1.1_-_Rev3-_5-28-20.docx
@@ -2,6 +2,46 @@
 <file path=word/document.xml><?xml version="1.0" encoding="utf-8"?>
 <w:document xmlns:wpc="http://schemas.microsoft.com/office/word/2010/wordprocessingCanvas" xmlns:cx="http://schemas.microsoft.com/office/drawing/2014/chartex" xmlns:cx1="http://schemas.microsoft.com/office/drawing/2015/9/8/chartex" xmlns:cx2="http://schemas.microsoft.com/office/drawing/2015/10/21/chartex" xmlns:cx3="http://schemas.microsoft.com/office/drawing/2016/5/9/chartex" xmlns:cx4="http://schemas.microsoft.com/office/drawing/2016/5/10/chartex" xmlns:cx5="http://schemas.microsoft.com/office/drawing/2016/5/11/chartex" xmlns:cx6="http://schemas.microsoft.com/office/drawing/2016/5/12/chartex" xmlns:cx7="http://schemas.microsoft.com/office/drawing/2016/5/13/chartex" xmlns:cx8="http://schemas.microsoft.com/office/drawing/2016/5/14/chartex" xmlns:mc="http://schemas.openxmlformats.org/markup-compatibility/2006" xmlns:aink="http://schemas.microsoft.com/office/drawing/2016/ink" xmlns:am3d="http://schemas.microsoft.com/office/drawing/2017/model3d" xmlns:o="urn:schemas-microsoft-com:office:office" xmlns:r="http://schemas.openxmlformats.org/officeDocument/2006/relationships" xmlns:m="http://schemas.openxmlformats.org/officeDocument/2006/math" xmlns:v="urn:schemas-microsoft-com:vml" xmlns:wp14="http://schemas.microsoft.com/office/word/2010/wordprocessingDrawing" xmlns:wp="http://schemas.openxmlformats.org/drawingml/2006/wordprocessingDrawing" xmlns:w10="urn:schemas-microsoft-com:office:word" xmlns:w="http://schemas.openxmlformats.org/wordprocessingml/2006/main" xmlns:w14="http://schemas.microsoft.com/office/word/2010/wordml" xmlns:w15="http://schemas.microsoft.com/office/word/2012/wordml" xmlns:w16cex="http://schemas.microsoft.com/office/word/2018/wordml/cex" xmlns:w16cid="http://schemas.microsoft.com/office/word/2016/wordml/cid" xmlns:w16="http://schemas.microsoft.com/office/word/2018/wordml" xmlns:w16se="http://schemas.microsoft.com/office/word/2015/wordml/symex" xmlns:wpg="http://schemas.microsoft.com/office/word/2010/wordprocessingGroup" xmlns:wpi="http://schemas.microsoft.com/office/word/2010/wordprocessingInk" xmlns:wne="http://schemas.microsoft.com/office/word/2006/wordml" xmlns:wps="http://schemas.microsoft.com/office/word/2010/wordprocessingShape" mc:Ignorable="w14 w15 w16se w16cid w16 w16cex wp14">
   <w:body>
+    <w:p>
+      <w:pPr>
+        <w:spacing w:after="120"/>
+        <w:jc w:val="center"/>
+      </w:pPr>
+      <w:r>
+        <w:drawing>
+          <wp:inline xmlns:a="http://schemas.openxmlformats.org/drawingml/2006/main" xmlns:pic="http://schemas.openxmlformats.org/drawingml/2006/picture">
+            <wp:extent cx="4572000" cy="944009"/>
+            <wp:docPr id="1" name="Picture 1"/>
+            <wp:cNvGraphicFramePr>
+              <a:graphicFrameLocks noChangeAspect="1"/>
+            </wp:cNvGraphicFramePr>
+            <a:graphic>
+              <a:graphicData uri="http://schemas.openxmlformats.org/drawingml/2006/picture">
+                <pic:pic>
+                  <pic:nvPicPr>
+                    <pic:cNvPr id="0" name="exos-letterhead-header.png"/>
+                    <pic:cNvPicPr/>
+                  </pic:nvPicPr>
+                  <pic:blipFill>
+                    <a:blip r:embed="rId20"/>
+                    <a:stretch>
+                      <a:fillRect/>
+                    </a:stretch>
+                  </pic:blipFill>
+                  <pic:spPr>
+                    <a:xfrm>
+                      <a:off x="0" y="0"/>
+                      <a:ext cx="4572000" cy="944009"/>
+                    </a:xfrm>
+                    <a:prstGeom prst="rect"/>
+                  </pic:spPr>
+                </pic:pic>
+              </a:graphicData>
+            </a:graphic>
+          </wp:inline>
+        </w:drawing>
+      </w:r>
+    </w:p>
     <w:p>
       <w:pPr>
         <w:widowControl/>
@@ -1217,6 +1257,46 @@
       </w:pPr>
     </w:p>
     <w:p/>
+    <w:p>
+      <w:pPr>
+        <w:spacing w:before="200"/>
+        <w:jc w:val="center"/>
+      </w:pPr>
+      <w:r>
+        <w:drawing>
+          <wp:inline xmlns:a="http://schemas.openxmlformats.org/drawingml/2006/main" xmlns:pic="http://schemas.openxmlformats.org/drawingml/2006/picture">
+            <wp:extent cx="4572000" cy="750679"/>
+            <wp:docPr id="2" name="Picture 2"/>
+            <wp:cNvGraphicFramePr>
+              <a:graphicFrameLocks noChangeAspect="1"/>
+            </wp:cNvGraphicFramePr>
+            <a:graphic>
+              <a:graphicData uri="http://schemas.openxmlformats.org/drawingml/2006/picture">
+                <pic:pic>
+                  <pic:nvPicPr>
+                    <pic:cNvPr id="0" name="exos-letterhead-footer.png"/>
+                    <pic:cNvPicPr/>
+                  </pic:nvPicPr>
+                  <pic:blipFill>
+                    <a:blip r:embed="rId21"/>
+                    <a:stretch>
+                      <a:fillRect/>
+                    </a:stretch>
+                  </pic:blipFill>
+                  <pic:spPr>
+                    <a:xfrm>
+                      <a:off x="0" y="0"/>
+                      <a:ext cx="4572000" cy="750679"/>
+                    </a:xfrm>
+                    <a:prstGeom prst="rect"/>
+                  </pic:spPr>
+                </pic:pic>
+              </a:graphicData>
+            </a:graphic>
+          </wp:inline>
+        </w:drawing>
+      </w:r>
+    </w:p>
     <w:sectPr>
       <w:headerReference w:type="even" r:id="rId9"/>
       <w:headerReference w:type="default" r:id="rId10"/>
@@ -1225,7 +1305,7 @@
       <w:headerReference w:type="first" r:id="rId13"/>
       <w:footerReference w:type="first" r:id="rId14"/>
       <w:pgSz w:w="12240" w:h="15840"/>
-      <w:pgMar w:top="720" w:right="1134" w:bottom="792" w:left="1134" w:header="432" w:footer="360" w:gutter="0"/>
+      <w:pgMar w:top="864" w:right="1134" w:bottom="864" w:left="1134" w:header="1134" w:footer="1134" w:gutter="0"/>
       <w:cols w:space="720"/>
       <w:formProt w:val="0"/>
       <w:docGrid w:linePitch="240" w:charSpace="-6145"/>
@@ -1268,7 +1348,6 @@
   <w:p>
     <w:pPr>
       <w:widowControl/>
-      <w:jc w:val="center"/>
       <w:rPr>
         <w:rFonts w:ascii="arial;sans-serif" w:hAnsi="arial;sans-serif"/>
         <w:color w:val="222222"/>
@@ -1276,40 +1355,6 @@
     </w:pPr>
     <w:proofErr w:type="gramStart"/>
     <w:proofErr w:type="gramEnd"/>
-    <w:r>
-      <w:drawing>
-        <wp:inline xmlns:a="http://schemas.openxmlformats.org/drawingml/2006/main" xmlns:pic="http://schemas.openxmlformats.org/drawingml/2006/picture">
-          <wp:extent cx="4572000" cy="750679"/>
-          <wp:docPr id="1" name="Picture 1"/>
-          <wp:cNvGraphicFramePr>
-            <a:graphicFrameLocks noChangeAspect="1"/>
-          </wp:cNvGraphicFramePr>
-          <a:graphic>
-            <a:graphicData uri="http://schemas.openxmlformats.org/drawingml/2006/picture">
-              <pic:pic>
-                <pic:nvPicPr>
-                  <pic:cNvPr id="0" name="image.png"/>
-                  <pic:cNvPicPr/>
-                </pic:nvPicPr>
-                <pic:blipFill>
-                  <a:blip r:embed="rId1"/>
-                  <a:stretch>
-                    <a:fillRect/>
-                  </a:stretch>
-                </pic:blipFill>
-                <pic:spPr>
-                  <a:xfrm>
-                    <a:off x="0" y="0"/>
-                    <a:ext cx="4572000" cy="750679"/>
-                  </a:xfrm>
-                  <a:prstGeom prst="rect"/>
-                </pic:spPr>
-              </pic:pic>
-            </a:graphicData>
-          </a:graphic>
-        </wp:inline>
-      </w:drawing>
-    </w:r>
   </w:p>
   <w:p>
     <w:pPr>
@@ -1363,42 +1408,7 @@
   <w:p>
     <w:pPr>
       <w:pStyle w:val="Header"/>
-      <w:jc w:val="center"/>
     </w:pPr>
-    <w:r>
-      <w:drawing>
-        <wp:inline xmlns:a="http://schemas.openxmlformats.org/drawingml/2006/main" xmlns:pic="http://schemas.openxmlformats.org/drawingml/2006/picture">
-          <wp:extent cx="4572000" cy="944009"/>
-          <wp:docPr id="1" name="Picture 1"/>
-          <wp:cNvGraphicFramePr>
-            <a:graphicFrameLocks noChangeAspect="1"/>
-          </wp:cNvGraphicFramePr>
-          <a:graphic>
-            <a:graphicData uri="http://schemas.openxmlformats.org/drawingml/2006/picture">
-              <pic:pic>
-                <pic:nvPicPr>
-                  <pic:cNvPr id="0" name="image.png"/>
-                  <pic:cNvPicPr/>
-                </pic:nvPicPr>
-                <pic:blipFill>
-                  <a:blip r:embed="rId3"/>
-                  <a:stretch>
-                    <a:fillRect/>
-                  </a:stretch>
-                </pic:blipFill>
-                <pic:spPr>
-                  <a:xfrm>
-                    <a:off x="0" y="0"/>
-                    <a:ext cx="4572000" cy="944009"/>
-                  </a:xfrm>
-                  <a:prstGeom prst="rect"/>
-                </pic:spPr>
-              </pic:pic>
-            </a:graphicData>
-          </a:graphic>
-        </wp:inline>
-      </w:drawing>
-    </w:r>
   </w:p>
 </w:hdr>
 </file>
